--- a/AppBackend/src/main/resources/exam-paper-template/static/document.docx
+++ b/AppBackend/src/main/resources/exam-paper-template/static/document.docx
@@ -1084,6 +1084,7 @@
       <w:headerReference w:type="default" r:id="rId9"/>
       <w:footerReference w:type="even" r:id="rId10"/>
       <w:footerReference w:type="default" r:id="rId11"/>
+      <w:pgNumType w:start="1"/>
       <w:pgSz w:w="23814" w:h="16840" w:orient="landscape" w:code="9"/>
       <w:pgMar w:top="1134" w:right="1000" w:bottom="1134" w:left="2500" w:header="851" w:footer="692" w:gutter="0"/>
       <w:cols w:num="2" w:sep="1" w:space="425"/>
@@ -1126,7 +1127,7 @@
       <w:t>第</w:t>
     </w:r>
     <w:r>
-      <w:fldChar w:fldCharType="begin"/>
+      <w:fldChar w:dirty="true" w:fldCharType="begin"/>
     </w:r>
     <w:r>
       <w:instrText xml:space="preserve"> </w:instrText>
@@ -1138,7 +1139,7 @@
       <w:instrText>=</w:instrText>
     </w:r>
     <w:r>
-      <w:fldChar w:fldCharType="begin"/>
+      <w:fldChar w:dirty="true" w:fldCharType="begin"/>
     </w:r>
     <w:r>
       <w:instrText xml:space="preserve"> PAGE </w:instrText>
@@ -1198,7 +1199,7 @@
       <w:t>共</w:t>
     </w:r>
     <w:r>
-      <w:fldChar w:fldCharType="begin"/>
+      <w:fldChar w:dirty="true" w:fldCharType="begin"/>
     </w:r>
     <w:r>
       <w:instrText xml:space="preserve"> </w:instrText>
@@ -1213,7 +1214,7 @@
       <w:rPr>
         <w:noProof/>
       </w:rPr>
-      <w:fldChar w:fldCharType="begin"/>
+      <w:fldChar w:dirty="true" w:fldCharType="begin"/>
     </w:r>
     <w:r>
       <w:rPr>
@@ -1291,7 +1292,7 @@
       <w:t>第</w:t>
     </w:r>
     <w:r>
-      <w:fldChar w:fldCharType="begin"/>
+      <w:fldChar w:dirty="true" w:fldCharType="begin"/>
     </w:r>
     <w:r>
       <w:instrText xml:space="preserve"> </w:instrText>
@@ -1303,7 +1304,7 @@
       <w:instrText>=</w:instrText>
     </w:r>
     <w:r>
-      <w:fldChar w:fldCharType="begin"/>
+      <w:fldChar w:dirty="true" w:fldCharType="begin"/>
     </w:r>
     <w:r>
       <w:instrText xml:space="preserve"> PAGE </w:instrText>
@@ -1363,7 +1364,7 @@
       <w:t>共</w:t>
     </w:r>
     <w:r>
-      <w:fldChar w:fldCharType="begin"/>
+      <w:fldChar w:dirty="true" w:fldCharType="begin"/>
     </w:r>
     <w:r>
       <w:instrText xml:space="preserve"> </w:instrText>
@@ -1378,7 +1379,7 @@
       <w:rPr>
         <w:noProof/>
       </w:rPr>
-      <w:fldChar w:fldCharType="begin"/>
+      <w:fldChar w:dirty="true" w:fldCharType="begin"/>
     </w:r>
     <w:r>
       <w:rPr>
@@ -1449,7 +1450,7 @@
       <w:t>第</w:t>
     </w:r>
     <w:r>
-      <w:fldChar w:fldCharType="begin"/>
+      <w:fldChar w:dirty="true" w:fldCharType="begin"/>
     </w:r>
     <w:r>
       <w:instrText xml:space="preserve"> </w:instrText>
@@ -1461,7 +1462,7 @@
       <w:instrText>=</w:instrText>
     </w:r>
     <w:r>
-      <w:fldChar w:fldCharType="begin"/>
+      <w:fldChar w:dirty="true" w:fldCharType="begin"/>
     </w:r>
     <w:r>
       <w:instrText xml:space="preserve"> PAGE </w:instrText>
@@ -1521,7 +1522,7 @@
       <w:t>共</w:t>
     </w:r>
     <w:r>
-      <w:fldChar w:fldCharType="begin"/>
+      <w:fldChar w:dirty="true" w:fldCharType="begin"/>
     </w:r>
     <w:r>
       <w:instrText xml:space="preserve"> </w:instrText>
@@ -1536,7 +1537,7 @@
       <w:rPr>
         <w:noProof/>
       </w:rPr>
-      <w:fldChar w:fldCharType="begin"/>
+      <w:fldChar w:dirty="true" w:fldCharType="begin"/>
     </w:r>
     <w:r>
       <w:rPr>
@@ -1614,7 +1615,7 @@
       <w:t>第</w:t>
     </w:r>
     <w:r>
-      <w:fldChar w:fldCharType="begin"/>
+      <w:fldChar w:dirty="true" w:fldCharType="begin"/>
     </w:r>
     <w:r>
       <w:instrText xml:space="preserve"> </w:instrText>
@@ -1626,7 +1627,7 @@
       <w:instrText>=</w:instrText>
     </w:r>
     <w:r>
-      <w:fldChar w:fldCharType="begin"/>
+      <w:fldChar w:dirty="true" w:fldCharType="begin"/>
     </w:r>
     <w:r>
       <w:instrText xml:space="preserve"> PAGE </w:instrText>
@@ -1686,7 +1687,7 @@
       <w:t>共</w:t>
     </w:r>
     <w:r>
-      <w:fldChar w:fldCharType="begin"/>
+      <w:fldChar w:dirty="true" w:fldCharType="begin"/>
     </w:r>
     <w:r>
       <w:instrText xml:space="preserve"> </w:instrText>
@@ -1701,7 +1702,7 @@
       <w:rPr>
         <w:noProof/>
       </w:rPr>
-      <w:fldChar w:fldCharType="begin"/>
+      <w:fldChar w:dirty="true" w:fldCharType="begin"/>
     </w:r>
     <w:r>
       <w:rPr>
